--- a/Buddism/My Journey of Dharma Studying and Practicing.docx
+++ b/Buddism/My Journey of Dharma Studying and Practicing.docx
@@ -4,38 +4,38 @@
   <w:body>
     <w:p>
       <w:r>
-        <w:t>My Journey of Dharma Studying and Practicing </w:t>
-      </w:r>
-    </w:p>
-    <w:p/>
-    <w:p>
-      <w:r>
-        <w:t>2014 marked the hardest year of my life. I had moved to the United States from faraway China just two years prior. I barely spoke English and had only recently learned how to drive. My husband had to leave the country for work for an entire year. All at once</w:t>
-      </w:r>
-      <w:r>
-        <w:t xml:space="preserve"> </w:t>
-      </w:r>
-      <w:r>
-        <w:t>a while, I found myself living alone with my teenage son, who was about to start high school. I was literally a working single mother in a foreign land, with not a single relative or friend nearby. It was at this time that my neighbor invited me to join a Buddhist study group in Denver.</w:t>
-      </w:r>
-    </w:p>
-    <w:p/>
-    <w:p>
-      <w:r>
-        <w:t xml:space="preserve">I had long been interested in Buddhism even before then. I </w:t>
-      </w:r>
-      <w:r>
-        <w:t>bought</w:t>
-      </w:r>
-      <w:r>
-        <w:t xml:space="preserve"> </w:t>
+        <w:t>My Journey of Buddhist Studying and Practicing</w:t>
+      </w:r>
+    </w:p>
+    <w:p/>
+    <w:p>
+      <w:r>
+        <w:t>I moved to the United States from China in September 2011. I barely spoke English and had only recently learned how to drive. About two and half years later in January 2014, my husband had to leave the country for work for an entire year. I was  living alone with my teenage son, who was about to start high school. Literally I was a single working mom in a foreign land, with not a single relative or friend nearby. I can honestly say that 2014 to 2024 marked the hardest 10 years in  my life. Actually the anxiety started even earlier in the mid-year of 2013 when my husband made the decision to leave for another country. Apart from the entire year of 2014, he also frequently traveled abroad for work, usually returning home once a month.</w:t>
+      </w:r>
+    </w:p>
+    <w:p/>
+    <w:p>
+      <w:r>
+        <w:t>One Sunday in the Spring of 2014 my neighbor invited me to join a Buddhist study group in Denver.In September 2011, I moved from China to the United States. Like many new immigrants, I faced numerous difficulties. Compounded by my husband’s frequent overseas work trips and a strained, conflict-filled relationship with my teenage son, I must admit that 2014 to 2024 was the most challenging decade of my life.</w:t>
+      </w:r>
+    </w:p>
+    <w:p/>
+    <w:p>
+      <w:r>
+        <w:t>On a Sunday in the spring of 2014, at the darkest and most helpless moment of my life, my neighbor invited me to join a Buddhist study group in Denver.</w:t>
+      </w:r>
+    </w:p>
+    <w:p/>
+    <w:p>
+      <w:r>
+        <w:t>I had been interested in Buddhism.  I bought the books</w:t>
       </w:r>
       <w:r>
         <w:rPr>
           <w:i/>
           <w:iCs/>
         </w:rPr>
-        <w:t>What the Diamond Sutra Says</w:t>
+        <w:t xml:space="preserve"> What the Diamond Sutra Says</w:t>
       </w:r>
       <w:r>
         <w:t xml:space="preserve"> and </w:t>
@@ -48,13 +48,7 @@
         <w:t>Modern Explanation of the Essential Meaning of the Shurangama Sutra</w:t>
       </w:r>
       <w:r>
-        <w:t xml:space="preserve"> by Nan </w:t>
-      </w:r>
-      <w:r>
-        <w:t>Huijin</w:t>
-      </w:r>
-      <w:r>
-        <w:t xml:space="preserve">, and I was also familiar with the book </w:t>
+        <w:t xml:space="preserve"> by Nan Huaijin. I was familiar with the book </w:t>
       </w:r>
       <w:r>
         <w:rPr>
@@ -64,27 +58,29 @@
         <w:t>Zen Is a Flower</w:t>
       </w:r>
       <w:r>
-        <w:t>. Yet back then, everything remained half-understood. While reading, the teachings struck me as profoundly sensible, but as soon as I closed the books, I could scarcely recall a single phrase. Much less could I use them to understand myself, or draw strength and transformation through spiritual practice.</w:t>
-      </w:r>
-    </w:p>
-    <w:p/>
-    <w:p>
-      <w:r>
-        <w:t xml:space="preserve">I attended the study group meetings in a haze, unsure what to expect. What drew me most was being around </w:t>
-      </w:r>
-      <w:proofErr w:type="spellStart"/>
-      <w:r>
-        <w:t>Shifus</w:t>
-      </w:r>
-      <w:proofErr w:type="spellEnd"/>
-      <w:r>
-        <w:t xml:space="preserve"> and asking them questions. I always felt they could see straight through my confusion and point me toward clarity. Their answers were indeed illuminating, yet they also brought wave after wave of new doubts, making me acutely aware of the suffering born from karmic afflictions.</w:t>
-      </w:r>
-    </w:p>
-    <w:p/>
-    <w:p>
-      <w:r>
-        <w:t xml:space="preserve">One line from the </w:t>
+        <w:t>. Yet I only understood a portion of them. While reading, the books struck me as profoundly sensible, but as I closed them, I could hardly recall a single word. Much less could I use them to know myself, or build strength and transform myself through spiritual practice.</w:t>
+      </w:r>
+    </w:p>
+    <w:p/>
+    <w:p>
+      <w:r>
+        <w:t xml:space="preserve">I attended the study group meetings in a blindly, unsure what to expect. What interested me most was being able to ask Shifus questions. I felt they could see through my confusion and guide me toward clarity. Their answers were illuminating, but also brought new doubts, making me aware of my struggle,  which I now understand is: "born from karmic."I’ve always been very interested in Buddhist teachings, but my understanding has remained </w:t>
+      </w:r>
+      <w:r>
+        <w:lastRenderedPageBreak/>
+        <w:t>vague at best—let alone being able to reflect on myself through the sutras or grow through practice.</w:t>
+      </w:r>
+    </w:p>
+    <w:p/>
+    <w:p>
+      <w:r>
+        <w:t>When I started attending the Buddhist study group, I was still quite confused and unsure of what I was supposed to do there. Still, I really enjoyed asking the teacher questions. I felt that he could see through my confusion and offer me clear guidance. His teachings did inspire me, but they also gave rise to new questions and made me aware of my own inner struggles. Only now do I understand that all of this is “All phenomena manifest only from the mind.” (vijñapti-mātra / citta-mātra).</w:t>
+      </w:r>
+    </w:p>
+    <w:p/>
+    <w:p>
+      <w:r>
+        <w:t xml:space="preserve">During one of the sessions with a Shifu, he taught the </w:t>
       </w:r>
       <w:r>
         <w:rPr>
@@ -94,136 +90,85 @@
         <w:t>Heart Sutra</w:t>
       </w:r>
       <w:r>
-        <w:t xml:space="preserve"> resonated deeply with me and became the </w:t>
-      </w:r>
-      <w:r>
-        <w:t>mantra inscription</w:t>
-      </w:r>
-      <w:r>
-        <w:t xml:space="preserve"> on  the mind of faith that sustained me through those difficult times:</w:t>
-      </w:r>
-    </w:p>
-    <w:p>
-      <w:r>
-        <w:t xml:space="preserve">“Free from clinging. Because there is no clinging, there is no fear. Transcending deluded perceptions and dreams, one reaches ultimate </w:t>
-      </w:r>
-      <w:r>
-        <w:t>nirvana. With</w:t>
-      </w:r>
-      <w:r>
-        <w:t xml:space="preserve"> no hindrances, there is no fear;</w:t>
-      </w:r>
-    </w:p>
-    <w:p>
-      <w:r>
-        <w:t xml:space="preserve">Far removed from all distortion and delusion, Ultimate nirvana is reached.” I deeply sense I was still clinging to many attachments, trapped in gain-and-loss anxiety, always wanting everything at </w:t>
-      </w:r>
-      <w:r>
-        <w:t>once at</w:t>
-      </w:r>
-      <w:r>
-        <w:t xml:space="preserve"> the same time. I harbor fantasies that life should go smoothly without setbacks. Only by shattering such illusions, recognizing life for what it truly is, confronting problems and resolving them, can I free myself from anxiety and inner turmoil.</w:t>
-      </w:r>
-    </w:p>
-    <w:p/>
-    <w:p>
-      <w:r>
-        <w:t xml:space="preserve">At that time, there was no resident master, so the group gathered only about once a month. I remember everyone shared the same wish: to have our own meditation hall, so we might host a Shifu permanently. Back then, this aspiration felt impossibly distant. Around 2019, news suddenly spread that Chung Tai was indeed going to build a meditation hall here in Boulder. Everyone found it utterly unbelievable; it felt like an unexpected blessing falling straight from the </w:t>
-      </w:r>
-      <w:r>
-        <w:t>sky from</w:t>
-      </w:r>
-      <w:r>
-        <w:t xml:space="preserve"> heaven.</w:t>
-      </w:r>
-    </w:p>
-    <w:p/>
-    <w:p>
-      <w:r>
-        <w:t>In September 2022, a fellow practitioner offered to take me to the new meditation hall. I was skeptical, thinking it had not officially opened yet. When I arrived, I met Shifu Jianqi, Shifu Jianmin, and Shifu Jianxie, whom I already knew. Several years earlier, I had attended his beginner, intermediate and advanced online Dharma classes.</w:t>
-      </w:r>
-    </w:p>
-    <w:p/>
-    <w:p>
-      <w:r>
-        <w:t>From that point on, I volunteered regularly at the hall. Sometimes I had to climb onto the altar to wipe the Buddha statues. I often felt like the little mouse in the nursery rhyme: “able to scramble up the lamp stand, yet unsure how to climb back down.” Still, a deep sense of awe lingered in my heart. These statues never felt like cold stone carvings to me; they seemed alive with real presence. As I carefully wiped their faces, I could truly sense their vitality, as if a profound silent connection formed between us—a knowing shared only between them and me.</w:t>
-      </w:r>
-    </w:p>
-    <w:p/>
-    <w:p>
-      <w:r>
-        <w:t>Gradually, I grew more open and outgoing. I reached out to others willingly and listened to their stories. I realized I was not alone in facing hardships. Everyone carries their own struggles and life trials, in one form or another.</w:t>
-      </w:r>
-    </w:p>
-    <w:p/>
-    <w:p>
-      <w:r>
-        <w:t xml:space="preserve">Once, I stayed volunteering late into the evening, and Shifu </w:t>
-      </w:r>
-      <w:proofErr w:type="spellStart"/>
-      <w:r>
-        <w:t>Jianqi</w:t>
-      </w:r>
-      <w:proofErr w:type="spellEnd"/>
-      <w:r>
-        <w:t xml:space="preserve"> invited me to join the evening chanting service. He and Shifu Jianmin chanted at the front, with only me listening in the audience. All at once, I broke down in uncontrollable tears. The two young masters stood bathed in golden sunset light. They chanted earnestly, beautifully and attentively, unconcerned whether anyone was listening, unperturbed by my weeping. It felt as though this sacred space existed apart from the outside world, pure and untouched by worldly defilements.</w:t>
-      </w:r>
-    </w:p>
-    <w:p/>
-    <w:p>
+        <w:t xml:space="preserve">. These lines in  the </w:t>
+      </w:r>
+      <w:r>
+        <w:rPr>
+          <w:i/>
+          <w:iCs/>
+        </w:rPr>
+        <w:t>Heart Sutra</w:t>
+      </w:r>
+      <w:r>
+        <w:t xml:space="preserve"> resonated with me deeply, and became the mind of faith to me  that sustained me through those difficult years: “With no hindrances, there is no fear; Far removed from all distortion and delusion, Ultimate nirvana is reached.the bodhisattva’s mind is free from hindrances.With no hindrances, there is no fear;freed from all distortion and delusion,ultimate nirvana is reached.” It helped me to realize that I was clinging to many attachments, trapped in gain-and-loss anxiety. I always wanted everything at the same time. I had fantasies that life should go smoothly without setbacks. It also made me aware that only by letting go of those illusions, recognizing life for what it truly is, confronting problems and resolving them, can I free myself from worrying and inner turmoil.</w:t>
+      </w:r>
+    </w:p>
+    <w:p/>
+    <w:p>
+      <w:r>
+        <w:t>The Buddhist study group aspired to have our own Chan  Hall, so we might host a Shifu permanently. This aspiration felt impossibly true back then. Around 2019, news suddenly spread that Chung Tai Chan Monastery was going to build a Chan Hall here in Boulder. Everyone found it unbelievable; it felt like an unexpected blessing falling from heaven.</w:t>
+      </w:r>
+    </w:p>
+    <w:p/>
+    <w:p>
+      <w:r>
+        <w:t>In September 2022, a fellow practitioner offered to take me to the new Chan Hall. It was only after I arrived that I knew the Great Dharma Chan Monastery had not officially opened yet, but three monastics were already doing work. </w:t>
+      </w:r>
+    </w:p>
+    <w:p/>
+    <w:p>
+      <w:r>
+        <w:t>From that point on, I volunteered regularly at the monastery. Sometimes I had to climb onto the altar to clean the Buddha statues. I often felt like the little mouse in a nursery rhyme: “little mouse scrambles up to the lamp stand, stealing oil to eat</w:t>
+      </w:r>
+      <w:r>
+        <w:t>，</w:t>
+      </w:r>
+      <w:r>
+        <w:t xml:space="preserve">can't climb back down.” </w:t>
+      </w:r>
       <w:r>
         <w:lastRenderedPageBreak/>
-        <w:t xml:space="preserve">When a visiting abbot came to conduct the Three Refuges ceremony, I heard the news at noon and signed up immediately. This question that had lingered in my mind for eight years was settled in a matter of seconds. I believe I took refuge </w:t>
-      </w:r>
-      <w:proofErr w:type="spellStart"/>
-      <w:r>
-        <w:t>infor</w:t>
-      </w:r>
-      <w:proofErr w:type="spellEnd"/>
-      <w:r>
-        <w:t xml:space="preserve">  this Chan hall.</w:t>
-      </w:r>
-    </w:p>
-    <w:p/>
-    <w:p>
-      <w:r>
-        <w:t xml:space="preserve">I began attending regular classes here. The master’s teachings on </w:t>
-      </w:r>
-      <w:proofErr w:type="spellStart"/>
-      <w:r>
-        <w:t>samatha</w:t>
-      </w:r>
-      <w:proofErr w:type="spellEnd"/>
-      <w:r>
-        <w:t xml:space="preserve"> and vipassana brought me immense relief. I stopped dwelling on imagined hardships, worrying endlessly about the future, and letting unnecessary thoughts fuel my anxiety. When navigating life with my adolescent son in high school, I slowly learned to regulate my emotions, calmly helping him work through his confusion and puzzling </w:t>
-      </w:r>
-      <w:r>
-        <w:t>behavior</w:t>
-      </w:r>
-      <w:r>
-        <w:t>.</w:t>
-      </w:r>
-    </w:p>
-    <w:p/>
-    <w:p>
-      <w:r>
-        <w:t>This little poem was written by me in July 2022 - </w:t>
-      </w:r>
-    </w:p>
-    <w:p/>
-    <w:p>
-      <w:r>
-        <w:t>When you heal,</w:t>
-      </w:r>
-    </w:p>
-    <w:p>
-      <w:r>
-        <w:t>able to walk again,</w:t>
-      </w:r>
-    </w:p>
-    <w:p>
-      <w:r>
-        <w:t>run free in mountains and woods,</w:t>
+        <w:t>While there was a deep sense of touching lingered in my heart. These statues never felt like cold carvings to me; they seemed real and present, they embodied people's aspiration for boundless wisdom and unconditional compassion.. As I carefully brush their faces, I could truly sense their vitality, as if a profound connection is there between us - we know each other, no word needed.</w:t>
+      </w:r>
+    </w:p>
+    <w:p/>
+    <w:p>
+      <w:r>
+        <w:t>Gradually, I grew more open and outgoing. I reached out to others willingly and listened to their stories. I realized I was not alone in facing hardships. Everyone carries their own struggles, in one form or another. We all believe learning and practicing Buddhism is the way to be enlightened.</w:t>
+      </w:r>
+    </w:p>
+    <w:p/>
+    <w:p>
+      <w:r>
+        <w:t>One day, I stayed volunteering late into the evening. Shifu Jianqi invited me to join the evening service. He and Shifu Jianmin chanted at the front, with only me listening in the audience. All at once, I broke down in uncontrollable tears. The two young masters stood in the golden sunset, chanted earnestly, beautifully and attentively, unconcerned whether anyone was listening. It felt this space exists apart from the outside world, pure and untouched by defilements.</w:t>
+      </w:r>
+    </w:p>
+    <w:p/>
+    <w:p>
+      <w:r>
+        <w:t>On September 9, 2022,  the acting abbot came to the monastery to conduct the Three Refuges.  At noon I heard the news, so I signed up immediately. The idea of taking the Three Refuges  had been considered in my mind for eight years and was decided in seconds. I took refuge in the Chan Hall.</w:t>
+      </w:r>
+    </w:p>
+    <w:p/>
+    <w:p>
+      <w:r>
+        <w:t>After I took the Three Refuges,  I wrote the poem below:</w:t>
+      </w:r>
+    </w:p>
+    <w:p/>
+    <w:p>
+      <w:r>
+        <w:t>When you healed,</w:t>
+      </w:r>
+    </w:p>
+    <w:p>
+      <w:r>
+        <w:t>be able to fully function again,</w:t>
+      </w:r>
+    </w:p>
+    <w:p>
+      <w:r>
+        <w:t>run freely in mountains and woods,</w:t>
       </w:r>
     </w:p>
     <w:p>
@@ -239,78 +184,89 @@
     </w:p>
     <w:p>
       <w:r>
-        <w:t>dampening the ends of your hair.</w:t>
-      </w:r>
-    </w:p>
-    <w:p/>
-    <w:p>
-      <w:r>
-        <w:t>Gaze far into the distance;</w:t>
-      </w:r>
-    </w:p>
-    <w:p>
-      <w:r>
-        <w:t>as if Buddha’s radiance appears,</w:t>
-      </w:r>
-    </w:p>
-    <w:p>
-      <w:r>
-        <w:t>and you smile openly.</w:t>
-      </w:r>
-    </w:p>
-    <w:p/>
-    <w:p>
-      <w:r>
-        <w:t>You understand then,</w:t>
-      </w:r>
-    </w:p>
-    <w:p>
-      <w:r>
-        <w:t>all the heavy burdens you bore —</w:t>
-      </w:r>
-    </w:p>
-    <w:p>
-      <w:r>
-        <w:t>to a body light as a swallow,</w:t>
-      </w:r>
-    </w:p>
-    <w:p>
-      <w:r>
-        <w:t>are merely trivial and faint.</w:t>
-      </w:r>
-    </w:p>
-    <w:p/>
-    <w:p>
-      <w:r>
-        <w:t>You laugh innocently,</w:t>
-      </w:r>
-    </w:p>
-    <w:p>
-      <w:r>
-        <w:t>thinking of how tormented</w:t>
-      </w:r>
-    </w:p>
-    <w:p>
-      <w:r>
-        <w:t>you once were.</w:t>
-      </w:r>
-    </w:p>
-    <w:p/>
-    <w:p>
-      <w:r>
-        <w:t xml:space="preserve">Soon afterward, we welcomed our permanent abbot, and everything began to take shape. </w:t>
-      </w:r>
-      <w:r>
-        <w:t>The Chan Hall</w:t>
-      </w:r>
-      <w:r>
-        <w:t xml:space="preserve"> and surrounding grounds grew steeped in Zen atmosphere. The number of students and volunteers kept rising, new classes launched one after another, and Dharma ceremonies were held regularly. I am deeply grateful for the masters’ unwavering efforts. We now have not only a solemn place of practice, but also access to the profound, subtle Dharma. Thanks to them, beings living at the foothills of the Rocky Mountains have the opportunity to learn the dharma teachings and practice Chan meditation. I sincerely hope more people can free themselves from suffering through Buddhism, and live with greater wisdom, peace and joy.</w:t>
-      </w:r>
-    </w:p>
-    <w:p/>
-    <w:p>
-      <w:r>
-        <w:t>Towards the end of last year, I took part in a seven-day retreat focused on supporting practice. Surprisingly, even though I had never been an early riser, I had no trouble getting up every morning at 4am. At the start of this year, a clear thought arose within me: I must earnestly advance my study of dharma and delve deeply into its practices. A few days ago, the wish suddenly came to me to receive the Five Precepts. I hope this will help me live with greater self-discipline, stop drifting along with karmic impulses, and take fuller ownership of my life. I pray this wish may be fulfilled.</w:t>
+        <w:lastRenderedPageBreak/>
+        <w:t>dampening  your hair.</w:t>
+      </w:r>
+    </w:p>
+    <w:p/>
+    <w:p>
+      <w:r>
+        <w:t>Gaze far,</w:t>
+      </w:r>
+    </w:p>
+    <w:p>
+      <w:r>
+        <w:t>Buddha's light shines.</w:t>
+      </w:r>
+    </w:p>
+    <w:p>
+      <w:r>
+        <w:t>He smiles gently.</w:t>
+      </w:r>
+    </w:p>
+    <w:p/>
+    <w:p>
+      <w:r>
+        <w:t>You got aware,</w:t>
+      </w:r>
+    </w:p>
+    <w:p>
+      <w:r>
+        <w:t>all the heavy burdens bore on you,</w:t>
+      </w:r>
+    </w:p>
+    <w:p>
+      <w:r>
+        <w:t>compare to the light body as a swallow's,</w:t>
+      </w:r>
+    </w:p>
+    <w:p>
+      <w:r>
+        <w:t>are merely lightness.</w:t>
+      </w:r>
+    </w:p>
+    <w:p/>
+    <w:p>
+      <w:r>
+        <w:t>You laughed silly,</w:t>
+      </w:r>
+    </w:p>
+    <w:p>
+      <w:r>
+        <w:t>how tormented</w:t>
+      </w:r>
+    </w:p>
+    <w:p>
+      <w:r>
+        <w:t>once you were.</w:t>
+      </w:r>
+    </w:p>
+    <w:p/>
+    <w:p>
+      <w:r>
+        <w:t>In July 2024, the monastery welcomed the permanent abbotresident Abbot Venerable Xingjing, and everything began to take place. The Chan hall and surroundings have grown quietly in a Zen atmosphere; classes have launched one after another, and Dharma ceremonies are held regularly; The number of participants and volunteers have kept rising. I am deeply grateful for the masters’ efforts. The Great Dharma Chan Monastery not only has  a dignified place for meditation, but alsoalso access to the profound, subtle Dharmas. It provides the sentient beings at the foothills of the Rocky Mountains the opportunity to learn the Dharma and practice meditation. I sincerely hope more people like me can free themselves from suffering through Buddhism, and live with greater wisdom,  peace and joy.</w:t>
+      </w:r>
+    </w:p>
+    <w:p/>
+    <w:p>
+      <w:r>
+        <w:t xml:space="preserve">At the end of 2025, I volunteered in the seven-day meditation retreat. Surprisingly, I, who never gets up early, found myself waking up at 4 AM every day without any problem. The participants in the retreat moved me; I saw individual lives every sentient being diligently seeking enlightenment on the long path of Buddhist practice. Each day during the retreat, </w:t>
+      </w:r>
+      <w:r>
+        <w:lastRenderedPageBreak/>
+        <w:t>my awareness gradually raiserose, allowing me to calm my mind and be true to each task that was assigned to me. </w:t>
+      </w:r>
+    </w:p>
+    <w:p/>
+    <w:p>
+      <w:r>
+        <w:t>At the beginning of 2026, a clear thought arose within me: I must advance my study of Buddhism and delve deeply into the practice.  As a result, the wish came to me to receive the Five Precepts, which will guide me live with self-discipline, stop drifting along with karmic impulses, and take ownership of my life. I pray the wish will be fulfilled soon. </w:t>
+      </w:r>
+    </w:p>
+    <w:p/>
+    <w:p>
+      <w:r>
+        <w:t>From attending regular classes, meditation and volunteering for years at the monastery, especially the dharma on samatha and vipassanathe Method of Samatha and Vipassanat brought me immense relief. I stopped dwelling on imagined hardships, worrying endlessly about the future, and letting unnecessary thoughts fuel my anxiety. When navigating life with my son, I slowly have learned to regulate my emotions, calmly connect with him and rebuild our relationship. The hope that we will be close again most likely could come true.</w:t>
       </w:r>
     </w:p>
     <w:p/>

--- a/Buddism/My Journey of Dharma Studying and Practicing.docx
+++ b/Buddism/My Journey of Dharma Studying and Practicing.docx
@@ -3,270 +3,316 @@
 <w:document xmlns:wpc="http://schemas.microsoft.com/office/word/2010/wordprocessingCanvas" xmlns:cx="http://schemas.microsoft.com/office/drawing/2014/chartex" xmlns:cx1="http://schemas.microsoft.com/office/drawing/2015/9/8/chartex" xmlns:cx2="http://schemas.microsoft.com/office/drawing/2015/10/21/chartex" xmlns:cx3="http://schemas.microsoft.com/office/drawing/2016/5/9/chartex" xmlns:cx4="http://schemas.microsoft.com/office/drawing/2016/5/10/chartex" xmlns:cx5="http://schemas.microsoft.com/office/drawing/2016/5/11/chartex" xmlns:cx6="http://schemas.microsoft.com/office/drawing/2016/5/12/chartex" xmlns:cx7="http://schemas.microsoft.com/office/drawing/2016/5/13/chartex" xmlns:cx8="http://schemas.microsoft.com/office/drawing/2016/5/14/chartex" xmlns:mc="http://schemas.openxmlformats.org/markup-compatibility/2006" xmlns:aink="http://schemas.microsoft.com/office/drawing/2016/ink" xmlns:am3d="http://schemas.microsoft.com/office/drawing/2017/model3d" xmlns:o="urn:schemas-microsoft-com:office:office" xmlns:oel="http://schemas.microsoft.com/office/2019/extlst" xmlns:r="http://schemas.openxmlformats.org/officeDocument/2006/relationships" xmlns:m="http://schemas.openxmlformats.org/officeDocument/2006/math" xmlns:v="urn:schemas-microsoft-com:vml" xmlns:wp14="http://schemas.microsoft.com/office/word/2010/wordprocessingDrawing" xmlns:wp="http://schemas.openxmlformats.org/drawingml/2006/wordprocessingDrawing" xmlns:w10="urn:schemas-microsoft-com:office:word" xmlns:w="http://schemas.openxmlformats.org/wordprocessingml/2006/main" xmlns:w14="http://schemas.microsoft.com/office/word/2010/wordml" xmlns:w15="http://schemas.microsoft.com/office/word/2012/wordml" xmlns:w16cei="http://schemas.microsoft.com/office/word/2026/wordml/cei" xmlns:w16cex="http://schemas.microsoft.com/office/word/2018/wordml/cex" xmlns:w16cid="http://schemas.microsoft.com/office/word/2016/wordml/cid" xmlns:w16="http://schemas.microsoft.com/office/word/2018/wordml" xmlns:w16du="http://schemas.microsoft.com/office/word/2023/wordml/word16du" xmlns:w16sdtdh="http://schemas.microsoft.com/office/word/2020/wordml/sdtdatahash" xmlns:w16sdtfl="http://schemas.microsoft.com/office/word/2024/wordml/sdtformatlock" xmlns:w16se="http://schemas.microsoft.com/office/word/2015/wordml/symex" xmlns:wpg="http://schemas.microsoft.com/office/word/2010/wordprocessingGroup" xmlns:wpi="http://schemas.microsoft.com/office/word/2010/wordprocessingInk" xmlns:wne="http://schemas.microsoft.com/office/word/2006/wordml" xmlns:wps="http://schemas.microsoft.com/office/word/2010/wordprocessingShape" mc:Ignorable="w14 w15 w16se w16cid w16 w16cex w16sdtdh w16sdtfl w16du wp14">
   <w:body>
     <w:p>
-      <w:r>
-        <w:t>My Journey of Buddhist Studying and Practicing</w:t>
-      </w:r>
-    </w:p>
-    <w:p/>
-    <w:p>
-      <w:r>
-        <w:t>I moved to the United States from China in September 2011. I barely spoke English and had only recently learned how to drive. About two and half years later in January 2014, my husband had to leave the country for work for an entire year. I was  living alone with my teenage son, who was about to start high school. Literally I was a single working mom in a foreign land, with not a single relative or friend nearby. I can honestly say that 2014 to 2024 marked the hardest 10 years in  my life. Actually the anxiety started even earlier in the mid-year of 2013 when my husband made the decision to leave for another country. Apart from the entire year of 2014, he also frequently traveled abroad for work, usually returning home once a month.</w:t>
-      </w:r>
-    </w:p>
-    <w:p/>
-    <w:p>
-      <w:r>
-        <w:t>One Sunday in the Spring of 2014 my neighbor invited me to join a Buddhist study group in Denver.In September 2011, I moved from China to the United States. Like many new immigrants, I faced numerous difficulties. Compounded by my husband’s frequent overseas work trips and a strained, conflict-filled relationship with my teenage son, I must admit that 2014 to 2024 was the most challenging decade of my life.</w:t>
-      </w:r>
-    </w:p>
-    <w:p/>
-    <w:p>
-      <w:r>
-        <w:t>On a Sunday in the spring of 2014, at the darkest and most helpless moment of my life, my neighbor invited me to join a Buddhist study group in Denver.</w:t>
-      </w:r>
-    </w:p>
-    <w:p/>
-    <w:p>
-      <w:r>
-        <w:t>I had been interested in Buddhism.  I bought the books</w:t>
-      </w:r>
-      <w:r>
+      <w:pPr>
         <w:rPr>
-          <w:i/>
-          <w:iCs/>
+          <w:b/>
+          <w:bCs/>
         </w:rPr>
-        <w:t xml:space="preserve"> What the Diamond Sutra Says</w:t>
-      </w:r>
-      <w:r>
-        <w:t xml:space="preserve"> and </w:t>
-      </w:r>
+      </w:pPr>
       <w:r>
         <w:rPr>
-          <w:i/>
-          <w:iCs/>
+          <w:b/>
+          <w:bCs/>
         </w:rPr>
-        <w:t>Modern Explanation of the Essential Meaning of the Shurangama Sutra</w:t>
-      </w:r>
-      <w:r>
-        <w:t xml:space="preserve"> by Nan Huaijin. I was familiar with the book </w:t>
+        <w:t>My Journey of Buddhist Study and Practice</w:t>
+      </w:r>
+    </w:p>
+    <w:p>
+      <w:r>
+        <w:t>In September 2011, I moved from China to the United States. Like many new immigrants, I faced many difficulties. My husband often traveled overseas for work, and my relationship with my teenage son was full of tension and conflict. Looking back, I would say that the years from 2014 to 2024 were the most difficult decade of my life.</w:t>
+      </w:r>
+    </w:p>
+    <w:p>
+      <w:r>
+        <w:t>One Sunday in the spring of 2014, when I was at the darkest and most helpless point in my life, my neighbor invited me to join a Buddhist study group in Denver.</w:t>
+      </w:r>
+    </w:p>
+    <w:p>
+      <w:r>
+        <w:t>I had always been interested in Buddhism, but my understanding was still very limited. I could not yet truly reflect on myself through the sutras or grow through practice.</w:t>
+      </w:r>
+    </w:p>
+    <w:p>
+      <w:r>
+        <w:t xml:space="preserve">When I first began attending the Buddhist study group, I was still confused and did not know what I was supposed to do there. Even so, I really enjoyed asking </w:t>
+      </w:r>
+      <w:proofErr w:type="gramStart"/>
+      <w:r>
+        <w:t>the Shifu</w:t>
+      </w:r>
+      <w:proofErr w:type="gramEnd"/>
+      <w:r>
+        <w:t xml:space="preserve"> questions. I felt that he could see through my confusion and give me clear guidance.</w:t>
+      </w:r>
+    </w:p>
+    <w:p>
+      <w:r>
+        <w:t xml:space="preserve">His teachings inspired me, but they also brought up new questions and helped me see my own inner struggles. Only now do I understand that this was all </w:t>
       </w:r>
       <w:r>
         <w:rPr>
-          <w:i/>
-          <w:iCs/>
+          <w:b/>
+          <w:bCs/>
         </w:rPr>
-        <w:t>Zen Is a Flower</w:t>
-      </w:r>
-      <w:r>
-        <w:t>. Yet I only understood a portion of them. While reading, the books struck me as profoundly sensible, but as I closed them, I could hardly recall a single word. Much less could I use them to know myself, or build strength and transform myself through spiritual practice.</w:t>
-      </w:r>
-    </w:p>
-    <w:p/>
-    <w:p>
-      <w:r>
-        <w:t xml:space="preserve">I attended the study group meetings in a blindly, unsure what to expect. What interested me most was being able to ask Shifus questions. I felt they could see through my confusion and guide me toward clarity. Their answers were illuminating, but also brought new doubts, making me aware of my struggle,  which I now understand is: "born from karmic."I’ve always been very interested in Buddhist teachings, but my understanding has remained </w:t>
-      </w:r>
+        <w:t>“all phenomena arise from the mind.”</w:t>
+      </w:r>
+      <w:r>
+        <w:t xml:space="preserve"> </w:t>
+      </w:r>
+      <w:proofErr w:type="spellStart"/>
+      <w:r>
+        <w:t>vijn~apti−ma</w:t>
+      </w:r>
+      <w:r>
+        <w:rPr>
+          <w:rFonts w:ascii="Arial" w:hAnsi="Arial" w:cs="Arial"/>
+        </w:rPr>
+        <w:t>ˉ</w:t>
+      </w:r>
+      <w:r>
+        <w:t>tra</w:t>
+      </w:r>
+      <w:proofErr w:type="spellEnd"/>
+      <w:r>
+        <w:t>/</w:t>
+      </w:r>
+      <w:proofErr w:type="spellStart"/>
+      <w:r>
+        <w:t>citta</w:t>
+      </w:r>
+      <w:r>
+        <w:rPr>
+          <w:rFonts w:ascii="Aptos" w:hAnsi="Aptos" w:cs="Aptos"/>
+        </w:rPr>
+        <w:t>−</w:t>
+      </w:r>
+      <w:r>
+        <w:t>ma</w:t>
+      </w:r>
+      <w:r>
+        <w:rPr>
+          <w:rFonts w:ascii="Arial" w:hAnsi="Arial" w:cs="Arial"/>
+        </w:rPr>
+        <w:t>ˉ</w:t>
+      </w:r>
+      <w:r>
+        <w:t>travij</w:t>
+      </w:r>
+      <w:r>
+        <w:rPr>
+          <w:rFonts w:ascii="Aptos" w:hAnsi="Aptos" w:cs="Aptos"/>
+        </w:rPr>
+        <w:t>ñ</w:t>
+      </w:r>
+      <w:r>
+        <w:t>apti-m</w:t>
+      </w:r>
+      <w:r>
+        <w:rPr>
+          <w:rFonts w:ascii="Aptos" w:hAnsi="Aptos" w:cs="Aptos"/>
+        </w:rPr>
+        <w:t>ā</w:t>
+      </w:r>
+      <w:r>
+        <w:t>tra</w:t>
+      </w:r>
+      <w:proofErr w:type="spellEnd"/>
+      <w:r>
+        <w:t xml:space="preserve"> / </w:t>
+      </w:r>
+      <w:proofErr w:type="spellStart"/>
+      <w:r>
+        <w:t>citta-m</w:t>
+      </w:r>
+      <w:r>
+        <w:rPr>
+          <w:rFonts w:ascii="Aptos" w:hAnsi="Aptos" w:cs="Aptos"/>
+        </w:rPr>
+        <w:t>ā</w:t>
+      </w:r>
+      <w:r>
+        <w:t>travijn~apti</w:t>
+      </w:r>
+      <w:r>
+        <w:rPr>
+          <w:rFonts w:ascii="Aptos" w:hAnsi="Aptos" w:cs="Aptos"/>
+        </w:rPr>
+        <w:t>−</w:t>
+      </w:r>
+      <w:r>
+        <w:t>ma</w:t>
+      </w:r>
+      <w:r>
+        <w:rPr>
+          <w:rFonts w:ascii="Arial" w:hAnsi="Arial" w:cs="Arial"/>
+        </w:rPr>
+        <w:t>ˉ</w:t>
+      </w:r>
+      <w:r>
+        <w:t>tra</w:t>
+      </w:r>
+      <w:proofErr w:type="spellEnd"/>
+      <w:r>
+        <w:t>/</w:t>
+      </w:r>
+      <w:proofErr w:type="spellStart"/>
+      <w:r>
+        <w:t>citta</w:t>
+      </w:r>
+      <w:r>
+        <w:rPr>
+          <w:rFonts w:ascii="Aptos" w:hAnsi="Aptos" w:cs="Aptos"/>
+        </w:rPr>
+        <w:t>−</w:t>
+      </w:r>
+      <w:r>
+        <w:t>ma</w:t>
+      </w:r>
+      <w:r>
+        <w:rPr>
+          <w:rFonts w:ascii="Arial" w:hAnsi="Arial" w:cs="Arial"/>
+        </w:rPr>
+        <w:t>ˉ</w:t>
+      </w:r>
+      <w:r>
+        <w:t>tra</w:t>
+      </w:r>
+      <w:proofErr w:type="spellEnd"/>
+    </w:p>
+    <w:p>
+      <w:r>
+        <w:t xml:space="preserve">During one of the sessions with a Shifu, he taught the Heart Sutra. These words deeply touched me and became the faith that supported me through those difficult years: </w:t>
+      </w:r>
+      <w:r>
+        <w:rPr>
+          <w:b/>
+          <w:bCs/>
+        </w:rPr>
+        <w:t>“The bodhisattva’s mind is free from hindrances. With no hindrances, there is no fear; freed from all distortion and delusion, ultimate nirvana is reached.”</w:t>
+      </w:r>
+    </w:p>
+    <w:p>
+      <w:r>
+        <w:t>These words helped me see that I was attached to many things and trapped in anxiety about gain and loss. I always wanted everything at once. I also imagined that life should be smooth and free of setbacks. Slowly, I realized that only by letting go of these illusions, seeing life honestly, facing problems directly, and solving them can I free myself from worry and inner suffering.</w:t>
+      </w:r>
+    </w:p>
+    <w:p>
+      <w:r>
+        <w:t>The Buddhist study group hoped to have its own Chan Hall, so that a Shifu could stay there permanently. At the time, this wish seemed almost impossible. Then, around 2019, news suddenly spread that Chung Tai Chan Monastery would build a Chan Hall in Boulder. Everyone found it hard to believe. It felt like an unexpected blessing.</w:t>
+      </w:r>
+    </w:p>
+    <w:p>
+      <w:r>
+        <w:t>In September 2022, a fellow practitioner offered to take me to the new Chan Hall. Only after I arrived did I learn that Great Dharma Chan Monastery had not officially opened yet, but three monastics were already working there.</w:t>
+      </w:r>
+    </w:p>
+    <w:p>
       <w:r>
         <w:lastRenderedPageBreak/>
-        <w:t>vague at best—let alone being able to reflect on myself through the sutras or grow through practice.</w:t>
-      </w:r>
-    </w:p>
-    <w:p/>
-    <w:p>
-      <w:r>
-        <w:t>When I started attending the Buddhist study group, I was still quite confused and unsure of what I was supposed to do there. Still, I really enjoyed asking the teacher questions. I felt that he could see through my confusion and offer me clear guidance. His teachings did inspire me, but they also gave rise to new questions and made me aware of my own inner struggles. Only now do I understand that all of this is “All phenomena manifest only from the mind.” (vijñapti-mātra / citta-mātra).</w:t>
-      </w:r>
-    </w:p>
-    <w:p/>
-    <w:p>
-      <w:r>
-        <w:t xml:space="preserve">During one of the sessions with a Shifu, he taught the </w:t>
+        <w:t xml:space="preserve">From that point on, I volunteered at the monastery regularly. Sometimes I even had to climb onto the altar to clean the Buddha statues. At those moments, I often thought of the little mouse in a nursery rhyme: </w:t>
       </w:r>
       <w:r>
         <w:rPr>
-          <w:i/>
-          <w:iCs/>
+          <w:b/>
+          <w:bCs/>
         </w:rPr>
-        <w:t>Heart Sutra</w:t>
-      </w:r>
-      <w:r>
-        <w:t xml:space="preserve">. These lines in  the </w:t>
-      </w:r>
-      <w:r>
-        <w:rPr>
-          <w:i/>
-          <w:iCs/>
-        </w:rPr>
-        <w:t>Heart Sutra</w:t>
-      </w:r>
-      <w:r>
-        <w:t xml:space="preserve"> resonated with me deeply, and became the mind of faith to me  that sustained me through those difficult years: “With no hindrances, there is no fear; Far removed from all distortion and delusion, Ultimate nirvana is reached.the bodhisattva’s mind is free from hindrances.With no hindrances, there is no fear;freed from all distortion and delusion,ultimate nirvana is reached.” It helped me to realize that I was clinging to many attachments, trapped in gain-and-loss anxiety. I always wanted everything at the same time. I had fantasies that life should go smoothly without setbacks. It also made me aware that only by letting go of those illusions, recognizing life for what it truly is, confronting problems and resolving them, can I free myself from worrying and inner turmoil.</w:t>
-      </w:r>
-    </w:p>
-    <w:p/>
-    <w:p>
-      <w:r>
-        <w:t>The Buddhist study group aspired to have our own Chan  Hall, so we might host a Shifu permanently. This aspiration felt impossibly true back then. Around 2019, news suddenly spread that Chung Tai Chan Monastery was going to build a Chan Hall here in Boulder. Everyone found it unbelievable; it felt like an unexpected blessing falling from heaven.</w:t>
-      </w:r>
-    </w:p>
-    <w:p/>
-    <w:p>
-      <w:r>
-        <w:t>In September 2022, a fellow practitioner offered to take me to the new Chan Hall. It was only after I arrived that I knew the Great Dharma Chan Monastery had not officially opened yet, but three monastics were already doing work. </w:t>
-      </w:r>
-    </w:p>
-    <w:p/>
-    <w:p>
-      <w:r>
-        <w:t>From that point on, I volunteered regularly at the monastery. Sometimes I had to climb onto the altar to clean the Buddha statues. I often felt like the little mouse in a nursery rhyme: “little mouse scrambles up to the lamp stand, stealing oil to eat</w:t>
-      </w:r>
-      <w:r>
-        <w:t>，</w:t>
-      </w:r>
-      <w:r>
-        <w:t xml:space="preserve">can't climb back down.” </w:t>
+        <w:t>“The little mouse climbs up to the lamp stand, steals oil to eat, and cannot climb back down.”</w:t>
+      </w:r>
+    </w:p>
+    <w:p>
+      <w:r>
+        <w:t>Even so, I felt deeply moved inside. These statues never felt like cold carvings to me. They represented people’s wish for unlimited wisdom and unconditional compassion. As I carefully cleaned their faces, I could truly feel their vitality, as if there were a deep connection between us. We understood each other without words.</w:t>
+      </w:r>
+    </w:p>
+    <w:p>
+      <w:r>
+        <w:t>Little by little, I became more open and outgoing. I began reaching out to others and listening to their stories. I realized that I was not alone in my suffering. Everyone carries their own struggles in one way or another. We all believe that learning and practicing Buddhism is the path toward awakening.</w:t>
+      </w:r>
+    </w:p>
+    <w:p>
+      <w:r>
+        <w:t xml:space="preserve">One day, I stayed late to volunteer in the evening. Shifu </w:t>
+      </w:r>
+      <w:proofErr w:type="spellStart"/>
+      <w:r>
+        <w:t>Jianqi</w:t>
+      </w:r>
+      <w:proofErr w:type="spellEnd"/>
+      <w:r>
+        <w:t xml:space="preserve"> invited me to join the evening service. He and Shifu Jianmin chanted at the front, while I listened alone in the audience. Suddenly, I could not stop crying.</w:t>
+      </w:r>
+    </w:p>
+    <w:p>
+      <w:r>
+        <w:t>The two young masters stood in the golden sunset, chanting earnestly, beautifully, and attentively, without caring whether anyone was listening. It felt as if this space was separate from the outside world, pure and untouched by defilement.</w:t>
+      </w:r>
+    </w:p>
+    <w:p>
+      <w:r>
+        <w:t>On September 9, 2022, the acting abbot came to the monastery to conduct the Three Refuges ceremony. I heard the news at noon and signed up immediately. I had thought about taking the Three Refuges for eight years, but I made the decision in just a few seconds.</w:t>
+      </w:r>
+    </w:p>
+    <w:p>
+      <w:r>
+        <w:t xml:space="preserve">In July 2024, the monastery welcomed Resident Abbot Venerable </w:t>
+      </w:r>
+      <w:proofErr w:type="spellStart"/>
+      <w:r>
+        <w:t>Xingjing</w:t>
+      </w:r>
+      <w:proofErr w:type="spellEnd"/>
+      <w:r>
+        <w:t>, and everything began to grow steadily. The Chan Hall and its surroundings have developed quietly in a peaceful Zen atmosphere. Classes have started one after another, Dharma ceremonies are held regularly, and the number of participants and volunteers has continued to rise.</w:t>
+      </w:r>
+    </w:p>
+    <w:p>
+      <w:r>
+        <w:t xml:space="preserve">I am deeply grateful for the masters’ efforts. Great Dharma Chan Monastery not only provides a dignified place for </w:t>
+      </w:r>
+      <w:proofErr w:type="gramStart"/>
+      <w:r>
+        <w:t>meditation, but</w:t>
+      </w:r>
+      <w:proofErr w:type="gramEnd"/>
+      <w:r>
+        <w:t xml:space="preserve"> also gives access to profound and subtle Dharma teachings. It offers people in the Rocky Mountain foothills a chance to learn the Dharma and practice meditation. I sincerely hope that more people like me can free themselves from suffering through Buddhism and live with more wisdom, peace, and joy.</w:t>
+      </w:r>
+    </w:p>
+    <w:p>
+      <w:r>
+        <w:t xml:space="preserve">At the end of 2025, I volunteered in a seven-day meditation retreat. Surprisingly, even though I usually do not wake up early, I </w:t>
+      </w:r>
+      <w:proofErr w:type="gramStart"/>
+      <w:r>
+        <w:t>got</w:t>
+      </w:r>
+      <w:proofErr w:type="gramEnd"/>
+      <w:r>
+        <w:t xml:space="preserve"> up at 4:00 a.m. every day without difficulty. The </w:t>
       </w:r>
       <w:r>
         <w:lastRenderedPageBreak/>
-        <w:t>While there was a deep sense of touching lingered in my heart. These statues never felt like cold carvings to me; they seemed real and present, they embodied people's aspiration for boundless wisdom and unconditional compassion.. As I carefully brush their faces, I could truly sense their vitality, as if a profound connection is there between us - we know each other, no word needed.</w:t>
-      </w:r>
-    </w:p>
-    <w:p/>
-    <w:p>
-      <w:r>
-        <w:t>Gradually, I grew more open and outgoing. I reached out to others willingly and listened to their stories. I realized I was not alone in facing hardships. Everyone carries their own struggles, in one form or another. We all believe learning and practicing Buddhism is the way to be enlightened.</w:t>
-      </w:r>
-    </w:p>
-    <w:p/>
-    <w:p>
-      <w:r>
-        <w:t>One day, I stayed volunteering late into the evening. Shifu Jianqi invited me to join the evening service. He and Shifu Jianmin chanted at the front, with only me listening in the audience. All at once, I broke down in uncontrollable tears. The two young masters stood in the golden sunset, chanted earnestly, beautifully and attentively, unconcerned whether anyone was listening. It felt this space exists apart from the outside world, pure and untouched by defilements.</w:t>
-      </w:r>
-    </w:p>
-    <w:p/>
-    <w:p>
-      <w:r>
-        <w:t>On September 9, 2022,  the acting abbot came to the monastery to conduct the Three Refuges.  At noon I heard the news, so I signed up immediately. The idea of taking the Three Refuges  had been considered in my mind for eight years and was decided in seconds. I took refuge in the Chan Hall.</w:t>
-      </w:r>
-    </w:p>
-    <w:p/>
-    <w:p>
-      <w:r>
-        <w:t>After I took the Three Refuges,  I wrote the poem below:</w:t>
-      </w:r>
-    </w:p>
-    <w:p/>
-    <w:p>
-      <w:r>
-        <w:t>When you healed,</w:t>
-      </w:r>
-    </w:p>
-    <w:p>
-      <w:r>
-        <w:t>be able to fully function again,</w:t>
-      </w:r>
-    </w:p>
-    <w:p>
-      <w:r>
-        <w:t>run freely in mountains and woods,</w:t>
-      </w:r>
-    </w:p>
-    <w:p>
-      <w:r>
-        <w:t>following the birds.</w:t>
-      </w:r>
-    </w:p>
-    <w:p/>
-    <w:p>
-      <w:r>
-        <w:t>Clouds and rain unfold like tales,</w:t>
-      </w:r>
-    </w:p>
-    <w:p>
-      <w:r>
-        <w:lastRenderedPageBreak/>
-        <w:t>dampening  your hair.</w:t>
-      </w:r>
-    </w:p>
-    <w:p/>
-    <w:p>
-      <w:r>
-        <w:t>Gaze far,</w:t>
-      </w:r>
-    </w:p>
-    <w:p>
-      <w:r>
-        <w:t>Buddha's light shines.</w:t>
-      </w:r>
-    </w:p>
-    <w:p>
-      <w:r>
-        <w:t>He smiles gently.</w:t>
-      </w:r>
-    </w:p>
-    <w:p/>
-    <w:p>
-      <w:r>
-        <w:t>You got aware,</w:t>
-      </w:r>
-    </w:p>
-    <w:p>
-      <w:r>
-        <w:t>all the heavy burdens bore on you,</w:t>
-      </w:r>
-    </w:p>
-    <w:p>
-      <w:r>
-        <w:t>compare to the light body as a swallow's,</w:t>
-      </w:r>
-    </w:p>
-    <w:p>
-      <w:r>
-        <w:t>are merely lightness.</w:t>
-      </w:r>
-    </w:p>
-    <w:p/>
-    <w:p>
-      <w:r>
-        <w:t>You laughed silly,</w:t>
-      </w:r>
-    </w:p>
-    <w:p>
-      <w:r>
-        <w:t>how tormented</w:t>
-      </w:r>
-    </w:p>
-    <w:p>
-      <w:r>
-        <w:t>once you were.</w:t>
-      </w:r>
-    </w:p>
-    <w:p/>
-    <w:p>
-      <w:r>
-        <w:t>In July 2024, the monastery welcomed the permanent abbotresident Abbot Venerable Xingjing, and everything began to take place. The Chan hall and surroundings have grown quietly in a Zen atmosphere; classes have launched one after another, and Dharma ceremonies are held regularly; The number of participants and volunteers have kept rising. I am deeply grateful for the masters’ efforts. The Great Dharma Chan Monastery not only has  a dignified place for meditation, but alsoalso access to the profound, subtle Dharmas. It provides the sentient beings at the foothills of the Rocky Mountains the opportunity to learn the Dharma and practice meditation. I sincerely hope more people like me can free themselves from suffering through Buddhism, and live with greater wisdom,  peace and joy.</w:t>
-      </w:r>
-    </w:p>
-    <w:p/>
-    <w:p>
-      <w:r>
-        <w:t xml:space="preserve">At the end of 2025, I volunteered in the seven-day meditation retreat. Surprisingly, I, who never gets up early, found myself waking up at 4 AM every day without any problem. The participants in the retreat moved me; I saw individual lives every sentient being diligently seeking enlightenment on the long path of Buddhist practice. Each day during the retreat, </w:t>
-      </w:r>
-      <w:r>
-        <w:lastRenderedPageBreak/>
-        <w:t>my awareness gradually raiserose, allowing me to calm my mind and be true to each task that was assigned to me. </w:t>
-      </w:r>
-    </w:p>
-    <w:p/>
-    <w:p>
-      <w:r>
-        <w:t>At the beginning of 2026, a clear thought arose within me: I must advance my study of Buddhism and delve deeply into the practice.  As a result, the wish came to me to receive the Five Precepts, which will guide me live with self-discipline, stop drifting along with karmic impulses, and take ownership of my life. I pray the wish will be fulfilled soon. </w:t>
-      </w:r>
-    </w:p>
-    <w:p/>
-    <w:p>
-      <w:r>
-        <w:t>From attending regular classes, meditation and volunteering for years at the monastery, especially the dharma on samatha and vipassanathe Method of Samatha and Vipassanat brought me immense relief. I stopped dwelling on imagined hardships, worrying endlessly about the future, and letting unnecessary thoughts fuel my anxiety. When navigating life with my son, I slowly have learned to regulate my emotions, calmly connect with him and rebuild our relationship. The hope that we will be close again most likely could come true.</w:t>
+        <w:t>participants in the retreat deeply moved me. I saw everyone trying hard to move forward on the long path of Buddhist practice.</w:t>
+      </w:r>
+    </w:p>
+    <w:p>
+      <w:r>
+        <w:t>Each day during the retreat, my awareness became clearer. I was able to calm my mind and truly devote myself to each task I was given.</w:t>
+      </w:r>
+    </w:p>
+    <w:p>
+      <w:r>
+        <w:t>At the beginning of 2026, a clear thought arose in me: I must deepen my study of Buddhism and practice more seriously. Because of this, I developed the wish to receive the Five Precepts, which would help me live with self-discipline, stop following karmic impulses, and take responsibility for my own life. I pray that this wish will soon come true.</w:t>
+      </w:r>
+    </w:p>
+    <w:p>
+      <w:r>
+        <w:t>Through years of attending classes, meditating, and volunteering at the monastery, especially through the practice of Samatha and Vipassana, I have gained great relief. I no longer dwell on imagined hardships, worry endlessly about the future, or let unnecessary thoughts feed my anxiety.</w:t>
+      </w:r>
+    </w:p>
+    <w:p>
+      <w:r>
+        <w:t>As I move through life with my son, I have slowly learned to regulate my emotions, relate to him more calmly, and rebuild our relationship. I sincerely hope that we will become close again.</w:t>
       </w:r>
     </w:p>
     <w:p/>

--- a/Buddism/My Journey of Dharma Studying and Practicing.docx
+++ b/Buddism/My Journey of Dharma Studying and Practicing.docx
@@ -18,6 +18,7 @@
       </w:r>
     </w:p>
     <w:p>
+      <w:bookmarkStart w:id="0" w:name="OLE_LINK3"/>
       <w:r>
         <w:t>In September 2011, I moved from China to the United States. Like many new immigrants, I faced many difficulties. My husband often traveled overseas for work, and my relationship with my teenage son was full of tension and conflict. Looking back, I would say that the years from 2014 to 2024 were the most difficult decade of my life.</w:t>
       </w:r>
@@ -32,6 +33,7 @@
         <w:t>I had always been interested in Buddhism, but my understanding was still very limited. I could not yet truly reflect on myself through the sutras or grow through practice.</w:t>
       </w:r>
     </w:p>
+    <w:bookmarkEnd w:id="0"/>
     <w:p>
       <w:r>
         <w:t xml:space="preserve">When I first began attending the Buddhist study group, I was still confused and did not know what I was supposed to do there. Even so, I really enjoyed asking </w:t>
